--- a/Collatio/9/3. Rúbrica/Rúbrica 9.docx
+++ b/Collatio/9/3. Rúbrica/Rúbrica 9.docx
@@ -5,7 +5,7 @@
     <w:p>
       <w:pPr>
         <w:rPr>
-          <w:rFonts w:ascii="Garamond" w:eastAsia="Calibri" w:hAnsi="Garamond" w:cs="Times New Roman (Corps CS)"/>
+          <w:rFonts w:ascii="Brill" w:eastAsia="Calibri" w:hAnsi="Brill" w:cs="Times New Roman (Corps CS)"/>
           <w:kern w:val="2"/>
           <w:lang w:val="es-ES"/>
           <w14:ligatures w14:val="standardContextual"/>
@@ -13,14 +13,14 @@
       </w:pPr>
       <w:r>
         <w:rPr>
-          <w:rFonts w:ascii="Garamond" w:hAnsi="Garamond"/>
+          <w:rFonts w:ascii="Brill" w:hAnsi="Brill"/>
           <w:lang w:val="es-ES"/>
         </w:rPr>
         <w:t xml:space="preserve">Capítulo </w:t>
       </w:r>
       <w:r>
         <w:rPr>
-          <w:rFonts w:ascii="Garamond" w:hAnsi="Garamond"/>
+          <w:rFonts w:ascii="Brill" w:hAnsi="Brill"/>
           <w:smallCaps/>
           <w:lang w:val="es-ES"/>
         </w:rPr>
@@ -28,7 +28,7 @@
       </w:r>
       <w:r>
         <w:rPr>
-          <w:rFonts w:ascii="Garamond" w:hAnsi="Garamond"/>
+          <w:rFonts w:ascii="Brill" w:hAnsi="Brill"/>
           <w:lang w:val="es-ES"/>
         </w:rPr>
         <w:t xml:space="preserve">. </w:t>
@@ -37,7 +37,7 @@
     <w:p>
       <w:pPr>
         <w:rPr>
-          <w:rFonts w:ascii="Garamond" w:hAnsi="Garamond"/>
+          <w:rFonts w:ascii="Brill" w:hAnsi="Brill"/>
           <w:lang w:val="es-ES"/>
         </w:rPr>
       </w:pPr>
@@ -45,13 +45,13 @@
     <w:p>
       <w:pPr>
         <w:rPr>
-          <w:rFonts w:ascii="Garamond" w:hAnsi="Garamond"/>
+          <w:rFonts w:ascii="Brill" w:hAnsi="Brill"/>
           <w:color w:val="FF0000"/>
         </w:rPr>
       </w:pPr>
       <w:r>
         <w:rPr>
-          <w:rFonts w:ascii="Garamond" w:hAnsi="Garamond"/>
+          <w:rFonts w:ascii="Brill" w:hAnsi="Brill"/>
           <w:color w:val="000000" w:themeColor="text1"/>
           <w:lang w:val="es-ES"/>
         </w:rPr>
@@ -59,7 +59,7 @@
       </w:r>
       <w:r>
         <w:rPr>
-          <w:rFonts w:ascii="Garamond" w:hAnsi="Garamond"/>
+          <w:rFonts w:ascii="Brill" w:hAnsi="Brill"/>
           <w:color w:val="FF0000"/>
           <w:lang w:val="es-ES"/>
         </w:rPr>
@@ -67,7 +67,7 @@
       </w:r>
       <w:r>
         <w:rPr>
-          <w:rFonts w:ascii="Garamond" w:hAnsi="Garamond"/>
+          <w:rFonts w:ascii="Brill" w:hAnsi="Brill"/>
           <w:color w:val="FF0000"/>
           <w:lang w:val="es-ES"/>
         </w:rPr>
@@ -75,7 +75,7 @@
       </w:r>
       <w:r>
         <w:rPr>
-          <w:rFonts w:ascii="Garamond" w:hAnsi="Garamond"/>
+          <w:rFonts w:ascii="Brill" w:hAnsi="Brill"/>
           <w:color w:val="FF0000"/>
           <w:lang w:val="es-ES"/>
         </w:rPr>
@@ -83,7 +83,7 @@
       </w:r>
       <w:r>
         <w:rPr>
-          <w:rFonts w:ascii="Garamond" w:hAnsi="Garamond"/>
+          <w:rFonts w:ascii="Brill" w:hAnsi="Brill"/>
           <w:smallCaps/>
           <w:color w:val="FF0000"/>
           <w:lang w:val="es-ES"/>
@@ -92,7 +92,7 @@
       </w:r>
       <w:r>
         <w:rPr>
-          <w:rFonts w:ascii="Garamond" w:hAnsi="Garamond"/>
+          <w:rFonts w:ascii="Brill" w:hAnsi="Brill"/>
           <w:smallCaps/>
           <w:color w:val="FF0000"/>
           <w:lang w:val="es-ES"/>
@@ -101,15 +101,15 @@
       </w:r>
       <w:r>
         <w:rPr>
-          <w:rFonts w:ascii="Garamond" w:hAnsi="Garamond"/>
-          <w:color w:val="FF0000"/>
-          <w:lang w:val="es-ES"/>
-        </w:rPr>
-        <w:t xml:space="preserve"> </w:t>
-      </w:r>
-      <w:r>
-        <w:rPr>
-          <w:rFonts w:ascii="Garamond" w:hAnsi="Garamond"/>
+          <w:rFonts w:ascii="Brill" w:hAnsi="Brill"/>
+          <w:color w:val="FF0000"/>
+          <w:lang w:val="es-ES"/>
+        </w:rPr>
+        <w:t xml:space="preserve"> </w:t>
+      </w:r>
+      <w:r>
+        <w:rPr>
+          <w:rFonts w:ascii="Brill" w:hAnsi="Brill"/>
           <w:color w:val="FF0000"/>
           <w:lang w:val="es-ES"/>
         </w:rPr>
@@ -117,7 +117,7 @@
       </w:r>
       <w:r>
         <w:rPr>
-          <w:rFonts w:ascii="Garamond" w:hAnsi="Garamond"/>
+          <w:rFonts w:ascii="Brill" w:hAnsi="Brill"/>
           <w:color w:val="FF0000"/>
           <w:lang w:val="es-ES"/>
         </w:rPr>
@@ -125,7 +125,7 @@
       </w:r>
       <w:r>
         <w:rPr>
-          <w:rFonts w:ascii="Garamond" w:hAnsi="Garamond"/>
+          <w:rFonts w:ascii="Brill" w:hAnsi="Brill"/>
           <w:color w:val="FF0000"/>
           <w:lang w:val="es-ES"/>
         </w:rPr>
@@ -133,7 +133,7 @@
       </w:r>
       <w:r>
         <w:rPr>
-          <w:rFonts w:ascii="Garamond" w:hAnsi="Garamond"/>
+          <w:rFonts w:ascii="Brill" w:hAnsi="Brill"/>
           <w:color w:val="FF0000"/>
           <w:lang w:val="es-ES"/>
         </w:rPr>
@@ -141,7 +141,7 @@
       </w:r>
       <w:r>
         <w:rPr>
-          <w:rFonts w:ascii="Garamond" w:hAnsi="Garamond"/>
+          <w:rFonts w:ascii="Brill" w:hAnsi="Brill"/>
           <w:color w:val="FF0000"/>
           <w:lang w:val="es-ES"/>
         </w:rPr>
@@ -149,7 +149,7 @@
       </w:r>
       <w:r>
         <w:rPr>
-          <w:rFonts w:ascii="Garamond" w:hAnsi="Garamond"/>
+          <w:rFonts w:ascii="Brill" w:hAnsi="Brill"/>
           <w:color w:val="FF0000"/>
           <w:lang w:val="es-ES"/>
         </w:rPr>
@@ -159,7 +159,7 @@
     <w:p>
       <w:pPr>
         <w:rPr>
-          <w:rFonts w:ascii="Garamond" w:eastAsia="Calibri" w:hAnsi="Garamond" w:cs="Times New Roman (Corps CS)"/>
+          <w:rFonts w:ascii="Brill" w:eastAsia="Calibri" w:hAnsi="Brill" w:cs="Times New Roman (Corps CS)"/>
           <w:color w:val="FF0000"/>
           <w:kern w:val="2"/>
           <w:lang w:val="es-ES"/>
@@ -168,25 +168,16 @@
       </w:pPr>
       <w:r>
         <w:rPr>
-          <w:rFonts w:ascii="Garamond" w:eastAsia="Calibri" w:hAnsi="Garamond" w:cs="Times New Roman (Corps CS)"/>
-          <w:kern w:val="2"/>
-          <w:lang w:val="es-ES"/>
-          <w14:ligatures w14:val="standardContextual"/>
-        </w:rPr>
-        <w:t xml:space="preserve">B: </w:t>
-      </w:r>
-      <w:r>
-        <w:rPr>
-          <w:rFonts w:ascii="Garamond" w:eastAsia="Calibri" w:hAnsi="Garamond" w:cs="Times New Roman (Corps CS)"/>
-          <w:kern w:val="2"/>
-          <w:lang w:val="es-ES"/>
-          <w14:ligatures w14:val="standardContextual"/>
-        </w:rPr>
-        <w:t>1ra</w:t>
-      </w:r>
-      <w:r>
-        <w:rPr>
-          <w:rFonts w:ascii="Garamond" w:eastAsia="Calibri" w:hAnsi="Garamond" w:cs="Times New Roman (Corps CS)"/>
+          <w:rFonts w:ascii="Brill" w:eastAsia="Calibri" w:hAnsi="Brill" w:cs="Times New Roman (Corps CS)"/>
+          <w:kern w:val="2"/>
+          <w:lang w:val="es-ES"/>
+          <w14:ligatures w14:val="standardContextual"/>
+        </w:rPr>
+        <w:t>B: 1ra</w:t>
+      </w:r>
+      <w:r>
+        <w:rPr>
+          <w:rFonts w:ascii="Brill" w:eastAsia="Calibri" w:hAnsi="Brill" w:cs="Times New Roman (Corps CS)"/>
           <w:color w:val="FF0000"/>
           <w:kern w:val="2"/>
           <w:lang w:val="es-ES"/>
@@ -196,7 +187,7 @@
       </w:r>
       <w:r>
         <w:rPr>
-          <w:rFonts w:ascii="Garamond" w:eastAsia="Calibri" w:hAnsi="Garamond" w:cs="Times New Roman (Corps CS)"/>
+          <w:rFonts w:ascii="Brill" w:eastAsia="Calibri" w:hAnsi="Brill" w:cs="Times New Roman (Corps CS)"/>
           <w:smallCaps/>
           <w:color w:val="FF0000"/>
           <w:kern w:val="2"/>
@@ -207,31 +198,19 @@
       </w:r>
       <w:r>
         <w:rPr>
-          <w:rFonts w:ascii="Garamond" w:eastAsia="Calibri" w:hAnsi="Garamond" w:cs="Times New Roman (Corps CS)"/>
-          <w:color w:val="FF0000"/>
-          <w:kern w:val="2"/>
-          <w:lang w:val="es-ES"/>
-          <w14:ligatures w14:val="standardContextual"/>
-        </w:rPr>
-        <w:t xml:space="preserve">. Cuando tajan al ombre el pie o la mano, si tajan ý la virtud </w:t>
-      </w:r>
-      <w:proofErr w:type="gramStart"/>
-      <w:r>
-        <w:rPr>
-          <w:rFonts w:ascii="Garamond" w:eastAsia="Calibri" w:hAnsi="Garamond" w:cs="Times New Roman (Corps CS)"/>
-          <w:color w:val="FF0000"/>
-          <w:kern w:val="2"/>
-          <w:lang w:val="es-ES"/>
-          <w14:ligatures w14:val="standardContextual"/>
-        </w:rPr>
-        <w:t>de la alma</w:t>
-      </w:r>
-      <w:proofErr w:type="gramEnd"/>
+          <w:rFonts w:ascii="Brill" w:eastAsia="Calibri" w:hAnsi="Brill" w:cs="Times New Roman (Corps CS)"/>
+          <w:color w:val="FF0000"/>
+          <w:kern w:val="2"/>
+          <w:lang w:val="es-ES"/>
+          <w14:ligatures w14:val="standardContextual"/>
+        </w:rPr>
+        <w:t>. Cuando tajan al ombre el pie o la mano, si tajan ý la virtud de la alma</w:t>
+      </w:r>
     </w:p>
     <w:p>
       <w:pPr>
         <w:rPr>
-          <w:rFonts w:ascii="Garamond" w:eastAsia="Calibri" w:hAnsi="Garamond" w:cs="Times New Roman (Corps CS)"/>
+          <w:rFonts w:ascii="Brill" w:eastAsia="Calibri" w:hAnsi="Brill" w:cs="Times New Roman (Corps CS)"/>
           <w:color w:val="FF0000"/>
           <w:kern w:val="2"/>
           <w:lang w:val="es-ES"/>
@@ -240,25 +219,16 @@
       </w:pPr>
       <w:r>
         <w:rPr>
-          <w:rFonts w:ascii="Garamond" w:eastAsia="Calibri" w:hAnsi="Garamond" w:cs="Times New Roman (Corps CS)"/>
-          <w:kern w:val="2"/>
-          <w:lang w:val="es-ES"/>
-          <w14:ligatures w14:val="standardContextual"/>
-        </w:rPr>
-        <w:t xml:space="preserve">B: </w:t>
-      </w:r>
-      <w:r>
-        <w:rPr>
-          <w:rFonts w:ascii="Garamond" w:eastAsia="Calibri" w:hAnsi="Garamond" w:cs="Times New Roman (Corps CS)"/>
-          <w:kern w:val="2"/>
-          <w:lang w:val="es-ES"/>
-          <w14:ligatures w14:val="standardContextual"/>
-        </w:rPr>
-        <w:t>13ra</w:t>
-      </w:r>
-      <w:r>
-        <w:rPr>
-          <w:rFonts w:ascii="Garamond" w:eastAsia="Calibri" w:hAnsi="Garamond" w:cs="Times New Roman (Corps CS)"/>
+          <w:rFonts w:ascii="Brill" w:eastAsia="Calibri" w:hAnsi="Brill" w:cs="Times New Roman (Corps CS)"/>
+          <w:kern w:val="2"/>
+          <w:lang w:val="es-ES"/>
+          <w14:ligatures w14:val="standardContextual"/>
+        </w:rPr>
+        <w:t>B: 13ra</w:t>
+      </w:r>
+      <w:r>
+        <w:rPr>
+          <w:rFonts w:ascii="Brill" w:eastAsia="Calibri" w:hAnsi="Brill" w:cs="Times New Roman (Corps CS)"/>
           <w:color w:val="FF0000"/>
           <w:kern w:val="2"/>
           <w:lang w:val="es-ES"/>
@@ -268,7 +238,7 @@
       </w:r>
       <w:r>
         <w:rPr>
-          <w:rFonts w:ascii="Garamond" w:eastAsia="Calibri" w:hAnsi="Garamond" w:cs="Times New Roman (Corps CS)"/>
+          <w:rFonts w:ascii="Brill" w:eastAsia="Calibri" w:hAnsi="Brill" w:cs="Times New Roman (Corps CS)"/>
           <w:smallCaps/>
           <w:color w:val="FF0000"/>
           <w:kern w:val="2"/>
@@ -279,47 +249,25 @@
       </w:r>
       <w:r>
         <w:rPr>
-          <w:rFonts w:ascii="Garamond" w:eastAsia="Calibri" w:hAnsi="Garamond" w:cs="Times New Roman (Corps CS)"/>
-          <w:color w:val="FF0000"/>
-          <w:kern w:val="2"/>
-          <w:lang w:val="es-ES"/>
-          <w14:ligatures w14:val="standardContextual"/>
-        </w:rPr>
-        <w:t xml:space="preserve">. Cuando tajan al ombre el pie o la mano, si tajan ý la virtud </w:t>
-      </w:r>
-      <w:proofErr w:type="gramStart"/>
-      <w:r>
-        <w:rPr>
-          <w:rFonts w:ascii="Garamond" w:eastAsia="Calibri" w:hAnsi="Garamond" w:cs="Times New Roman (Corps CS)"/>
-          <w:color w:val="FF0000"/>
-          <w:kern w:val="2"/>
-          <w:lang w:val="es-ES"/>
-          <w14:ligatures w14:val="standardContextual"/>
-        </w:rPr>
-        <w:t>de la alma</w:t>
-      </w:r>
-      <w:proofErr w:type="gramEnd"/>
-      <w:r>
-        <w:rPr>
-          <w:rFonts w:ascii="Garamond" w:eastAsia="Calibri" w:hAnsi="Garamond" w:cs="Times New Roman (Corps CS)"/>
-          <w:color w:val="FF0000"/>
-          <w:kern w:val="2"/>
-          <w:lang w:val="es-ES"/>
-          <w14:ligatures w14:val="standardContextual"/>
-        </w:rPr>
-        <w:t xml:space="preserve"> o non</w:t>
+          <w:rFonts w:ascii="Brill" w:eastAsia="Calibri" w:hAnsi="Brill" w:cs="Times New Roman (Corps CS)"/>
+          <w:color w:val="FF0000"/>
+          <w:kern w:val="2"/>
+          <w:lang w:val="es-ES"/>
+          <w14:ligatures w14:val="standardContextual"/>
+        </w:rPr>
+        <w:t>. Cuando tajan al ombre el pie o la mano, si tajan ý la virtud de la alma o non</w:t>
       </w:r>
     </w:p>
     <w:p>
       <w:pPr>
         <w:rPr>
-          <w:rFonts w:ascii="Garamond" w:hAnsi="Garamond"/>
+          <w:rFonts w:ascii="Brill" w:hAnsi="Brill"/>
           <w:color w:val="FF0000"/>
         </w:rPr>
       </w:pPr>
       <w:r>
         <w:rPr>
-          <w:rFonts w:ascii="Garamond" w:hAnsi="Garamond"/>
+          <w:rFonts w:ascii="Brill" w:hAnsi="Brill"/>
           <w:color w:val="000000" w:themeColor="text1"/>
           <w:lang w:val="es-ES"/>
         </w:rPr>
@@ -327,51 +275,35 @@
       </w:r>
       <w:r>
         <w:rPr>
-          <w:rFonts w:ascii="Garamond" w:hAnsi="Garamond"/>
+          <w:rFonts w:ascii="Brill" w:hAnsi="Brill"/>
           <w:color w:val="000000" w:themeColor="text1"/>
         </w:rPr>
         <w:t>1v</w:t>
       </w:r>
       <w:r>
         <w:rPr>
-          <w:rFonts w:ascii="Garamond" w:hAnsi="Garamond"/>
-        </w:rPr>
-        <w:t xml:space="preserve"> </w:t>
-      </w:r>
-      <w:r>
-        <w:rPr>
-          <w:rFonts w:ascii="Garamond" w:hAnsi="Garamond"/>
-          <w:color w:val="FF0000"/>
-          <w:lang w:val="es-ES"/>
-        </w:rPr>
-        <w:t>Cap</w:t>
-      </w:r>
-      <w:r>
-        <w:rPr>
-          <w:rFonts w:ascii="Garamond" w:hAnsi="Garamond"/>
-          <w:color w:val="FF0000"/>
-          <w:lang w:val="es-ES"/>
-        </w:rPr>
-        <w:t>í</w:t>
-      </w:r>
-      <w:r>
-        <w:rPr>
-          <w:rFonts w:ascii="Garamond" w:hAnsi="Garamond"/>
-          <w:color w:val="FF0000"/>
-          <w:lang w:val="es-ES"/>
-        </w:rPr>
-        <w:t>tulo</w:t>
-      </w:r>
-      <w:r>
-        <w:rPr>
-          <w:rFonts w:ascii="Garamond" w:hAnsi="Garamond"/>
-          <w:color w:val="FF0000"/>
-        </w:rPr>
-        <w:t xml:space="preserve"> </w:t>
-      </w:r>
-      <w:r>
-        <w:rPr>
-          <w:rFonts w:ascii="Garamond" w:hAnsi="Garamond"/>
+          <w:rFonts w:ascii="Brill" w:hAnsi="Brill"/>
+        </w:rPr>
+        <w:t xml:space="preserve"> </w:t>
+      </w:r>
+      <w:r>
+        <w:rPr>
+          <w:rFonts w:ascii="Brill" w:hAnsi="Brill"/>
+          <w:color w:val="FF0000"/>
+          <w:lang w:val="es-ES"/>
+        </w:rPr>
+        <w:t>Capítulo</w:t>
+      </w:r>
+      <w:r>
+        <w:rPr>
+          <w:rFonts w:ascii="Brill" w:hAnsi="Brill"/>
+          <w:color w:val="FF0000"/>
+        </w:rPr>
+        <w:t xml:space="preserve"> </w:t>
+      </w:r>
+      <w:r>
+        <w:rPr>
+          <w:rFonts w:ascii="Brill" w:hAnsi="Brill"/>
           <w:smallCaps/>
           <w:color w:val="FF0000"/>
         </w:rPr>
@@ -379,7 +311,7 @@
       </w:r>
       <w:r>
         <w:rPr>
-          <w:rFonts w:ascii="Garamond" w:hAnsi="Garamond"/>
+          <w:rFonts w:ascii="Brill" w:hAnsi="Brill"/>
           <w:smallCaps/>
           <w:color w:val="FF0000"/>
           <w:lang w:val="es-ES"/>
@@ -388,14 +320,14 @@
       </w:r>
       <w:r>
         <w:rPr>
-          <w:rFonts w:ascii="Garamond" w:hAnsi="Garamond"/>
-          <w:color w:val="FF0000"/>
-        </w:rPr>
-        <w:t xml:space="preserve"> </w:t>
-      </w:r>
-      <w:r>
-        <w:rPr>
-          <w:rFonts w:ascii="Garamond" w:hAnsi="Garamond"/>
+          <w:rFonts w:ascii="Brill" w:hAnsi="Brill"/>
+          <w:color w:val="FF0000"/>
+        </w:rPr>
+        <w:t xml:space="preserve"> </w:t>
+      </w:r>
+      <w:r>
+        <w:rPr>
+          <w:rFonts w:ascii="Brill" w:hAnsi="Brill"/>
           <w:color w:val="FF0000"/>
           <w:lang w:val="es-ES"/>
         </w:rPr>
@@ -403,14 +335,14 @@
       </w:r>
       <w:r>
         <w:rPr>
-          <w:rFonts w:ascii="Garamond" w:hAnsi="Garamond"/>
+          <w:rFonts w:ascii="Brill" w:hAnsi="Brill"/>
           <w:color w:val="FF0000"/>
         </w:rPr>
         <w:t>uando tajan al omne el pie o la mano</w:t>
       </w:r>
       <w:r>
         <w:rPr>
-          <w:rFonts w:ascii="Garamond" w:hAnsi="Garamond"/>
+          <w:rFonts w:ascii="Brill" w:hAnsi="Brill"/>
           <w:color w:val="FF0000"/>
           <w:lang w:val="es-ES"/>
         </w:rPr>
@@ -418,35 +350,35 @@
       </w:r>
       <w:r>
         <w:rPr>
-          <w:rFonts w:ascii="Garamond" w:hAnsi="Garamond"/>
+          <w:rFonts w:ascii="Brill" w:hAnsi="Brill"/>
           <w:color w:val="FF0000"/>
         </w:rPr>
         <w:t xml:space="preserve"> si tajan </w:t>
       </w:r>
       <w:r>
         <w:rPr>
-          <w:rFonts w:ascii="Garamond" w:hAnsi="Garamond"/>
+          <w:rFonts w:ascii="Brill" w:hAnsi="Brill"/>
           <w:color w:val="FF0000"/>
         </w:rPr>
         <w:t>ý</w:t>
       </w:r>
       <w:r>
         <w:rPr>
-          <w:rFonts w:ascii="Garamond" w:hAnsi="Garamond"/>
+          <w:rFonts w:ascii="Brill" w:hAnsi="Brill"/>
           <w:color w:val="FF0000"/>
         </w:rPr>
         <w:t xml:space="preserve"> la vertud del </w:t>
       </w:r>
       <w:r>
         <w:rPr>
-          <w:rFonts w:ascii="Garamond" w:hAnsi="Garamond"/>
+          <w:rFonts w:ascii="Brill" w:hAnsi="Brill"/>
           <w:color w:val="FF0000"/>
         </w:rPr>
         <w:t>á</w:t>
       </w:r>
       <w:r>
         <w:rPr>
-          <w:rFonts w:ascii="Garamond" w:hAnsi="Garamond"/>
+          <w:rFonts w:ascii="Brill" w:hAnsi="Brill"/>
           <w:color w:val="FF0000"/>
         </w:rPr>
         <w:t>nima a las dichas</w:t>
@@ -455,12 +387,12 @@
     <w:p>
       <w:pPr>
         <w:rPr>
-          <w:rFonts w:ascii="Garamond" w:hAnsi="Garamond"/>
+          <w:rFonts w:ascii="Brill" w:hAnsi="Brill"/>
         </w:rPr>
       </w:pPr>
       <w:r>
         <w:rPr>
-          <w:rFonts w:ascii="Garamond" w:hAnsi="Garamond"/>
+          <w:rFonts w:ascii="Brill" w:hAnsi="Brill"/>
           <w:color w:val="000000" w:themeColor="text1"/>
           <w:lang w:val="es-ES"/>
         </w:rPr>
@@ -468,135 +400,119 @@
       </w:r>
       <w:r>
         <w:rPr>
-          <w:rFonts w:ascii="Garamond" w:hAnsi="Garamond"/>
+          <w:rFonts w:ascii="Brill" w:hAnsi="Brill"/>
           <w:color w:val="000000" w:themeColor="text1"/>
         </w:rPr>
         <w:t>28v</w:t>
       </w:r>
       <w:r>
         <w:rPr>
-          <w:rFonts w:ascii="Garamond" w:hAnsi="Garamond"/>
-        </w:rPr>
-        <w:t xml:space="preserve"> </w:t>
-      </w:r>
-      <w:r>
-        <w:rPr>
-          <w:rFonts w:ascii="Garamond" w:hAnsi="Garamond"/>
-          <w:color w:val="FF0000"/>
-          <w:lang w:val="es-ES"/>
-        </w:rPr>
-        <w:t>Cap</w:t>
-      </w:r>
-      <w:r>
-        <w:rPr>
-          <w:rFonts w:ascii="Garamond" w:hAnsi="Garamond"/>
-          <w:color w:val="FF0000"/>
-          <w:lang w:val="es-ES"/>
+          <w:rFonts w:ascii="Brill" w:hAnsi="Brill"/>
+        </w:rPr>
+        <w:t xml:space="preserve"> </w:t>
+      </w:r>
+      <w:r>
+        <w:rPr>
+          <w:rFonts w:ascii="Brill" w:hAnsi="Brill"/>
+          <w:color w:val="FF0000"/>
+          <w:lang w:val="es-ES"/>
+        </w:rPr>
+        <w:t>Capítulo</w:t>
+      </w:r>
+      <w:r>
+        <w:rPr>
+          <w:rFonts w:ascii="Brill" w:hAnsi="Brill"/>
+          <w:color w:val="FF0000"/>
+        </w:rPr>
+        <w:t xml:space="preserve"> </w:t>
+      </w:r>
+      <w:r>
+        <w:rPr>
+          <w:rFonts w:ascii="Brill" w:hAnsi="Brill"/>
+          <w:smallCaps/>
+          <w:color w:val="FF0000"/>
+        </w:rPr>
+        <w:t>xiii</w:t>
+      </w:r>
+      <w:r>
+        <w:rPr>
+          <w:rFonts w:ascii="Brill" w:hAnsi="Brill"/>
+          <w:smallCaps/>
+          <w:color w:val="FF0000"/>
+          <w:lang w:val="es-ES"/>
+        </w:rPr>
+        <w:t>i</w:t>
+      </w:r>
+      <w:r>
+        <w:rPr>
+          <w:rFonts w:ascii="Brill" w:hAnsi="Brill"/>
+          <w:smallCaps/>
+          <w:color w:val="FF0000"/>
+          <w:lang w:val="es-ES"/>
+        </w:rPr>
+        <w:t>.</w:t>
+      </w:r>
+      <w:r>
+        <w:rPr>
+          <w:rFonts w:ascii="Brill" w:hAnsi="Brill"/>
+          <w:color w:val="FF0000"/>
+        </w:rPr>
+        <w:t xml:space="preserve"> </w:t>
+      </w:r>
+      <w:r>
+        <w:rPr>
+          <w:rFonts w:ascii="Brill" w:hAnsi="Brill"/>
+          <w:color w:val="FF0000"/>
+          <w:lang w:val="es-ES"/>
+        </w:rPr>
+        <w:t>C</w:t>
+      </w:r>
+      <w:r>
+        <w:rPr>
+          <w:rFonts w:ascii="Brill" w:hAnsi="Brill"/>
+          <w:color w:val="FF0000"/>
+        </w:rPr>
+        <w:t>uando tajan al omne el pie o la mano</w:t>
+      </w:r>
+      <w:r>
+        <w:rPr>
+          <w:rFonts w:ascii="Brill" w:hAnsi="Brill"/>
+          <w:color w:val="FF0000"/>
+          <w:lang w:val="es-ES"/>
+        </w:rPr>
+        <w:t>,</w:t>
+      </w:r>
+      <w:r>
+        <w:rPr>
+          <w:rFonts w:ascii="Brill" w:hAnsi="Brill"/>
+          <w:color w:val="FF0000"/>
+        </w:rPr>
+        <w:t xml:space="preserve"> si tajan all</w:t>
+      </w:r>
+      <w:r>
+        <w:rPr>
+          <w:rFonts w:ascii="Brill" w:hAnsi="Brill"/>
+          <w:color w:val="FF0000"/>
         </w:rPr>
         <w:t>í</w:t>
       </w:r>
       <w:r>
         <w:rPr>
-          <w:rFonts w:ascii="Garamond" w:hAnsi="Garamond"/>
-          <w:color w:val="FF0000"/>
-          <w:lang w:val="es-ES"/>
-        </w:rPr>
-        <w:t>tulo</w:t>
-      </w:r>
-      <w:r>
-        <w:rPr>
-          <w:rFonts w:ascii="Garamond" w:hAnsi="Garamond"/>
-          <w:color w:val="FF0000"/>
-        </w:rPr>
-        <w:t xml:space="preserve"> </w:t>
-      </w:r>
-      <w:r>
-        <w:rPr>
-          <w:rFonts w:ascii="Garamond" w:hAnsi="Garamond"/>
-          <w:smallCaps/>
-          <w:color w:val="FF0000"/>
-        </w:rPr>
-        <w:t>xiii</w:t>
-      </w:r>
-      <w:r>
-        <w:rPr>
-          <w:rFonts w:ascii="Garamond" w:hAnsi="Garamond"/>
-          <w:smallCaps/>
-          <w:color w:val="FF0000"/>
-          <w:lang w:val="es-ES"/>
-        </w:rPr>
-        <w:t>i</w:t>
-      </w:r>
-      <w:r>
-        <w:rPr>
-          <w:rFonts w:ascii="Garamond" w:hAnsi="Garamond"/>
-          <w:smallCaps/>
-          <w:color w:val="FF0000"/>
-          <w:lang w:val="es-ES"/>
-        </w:rPr>
-        <w:t>.</w:t>
-      </w:r>
-      <w:r>
-        <w:rPr>
-          <w:rFonts w:ascii="Garamond" w:hAnsi="Garamond"/>
-          <w:color w:val="FF0000"/>
-        </w:rPr>
-        <w:t xml:space="preserve"> </w:t>
-      </w:r>
-      <w:r>
-        <w:rPr>
-          <w:rFonts w:ascii="Garamond" w:hAnsi="Garamond"/>
-          <w:color w:val="FF0000"/>
-          <w:lang w:val="es-ES"/>
-        </w:rPr>
-        <w:t>C</w:t>
-      </w:r>
-      <w:r>
-        <w:rPr>
-          <w:rFonts w:ascii="Garamond" w:hAnsi="Garamond"/>
-          <w:color w:val="FF0000"/>
-        </w:rPr>
-        <w:t>uando tajan al omne el pie o la mano</w:t>
-      </w:r>
-      <w:r>
-        <w:rPr>
-          <w:rFonts w:ascii="Garamond" w:hAnsi="Garamond"/>
-          <w:color w:val="FF0000"/>
-          <w:lang w:val="es-ES"/>
-        </w:rPr>
-        <w:t>,</w:t>
-      </w:r>
-      <w:r>
-        <w:rPr>
-          <w:rFonts w:ascii="Garamond" w:hAnsi="Garamond"/>
-          <w:color w:val="FF0000"/>
-        </w:rPr>
-        <w:t xml:space="preserve"> si tajan all</w:t>
-      </w:r>
-      <w:r>
-        <w:rPr>
-          <w:rFonts w:ascii="Garamond" w:hAnsi="Garamond"/>
-          <w:color w:val="FF0000"/>
-        </w:rPr>
-        <w:t>í</w:t>
-      </w:r>
-      <w:r>
-        <w:rPr>
-          <w:rFonts w:ascii="Garamond" w:hAnsi="Garamond"/>
+          <w:rFonts w:ascii="Brill" w:hAnsi="Brill"/>
           <w:color w:val="FF0000"/>
         </w:rPr>
         <w:t xml:space="preserve"> la vertud del </w:t>
       </w:r>
       <w:r>
         <w:rPr>
-          <w:rFonts w:ascii="Garamond" w:hAnsi="Garamond"/>
+          <w:rFonts w:ascii="Brill" w:hAnsi="Brill"/>
           <w:color w:val="FF0000"/>
         </w:rPr>
         <w:t>á</w:t>
       </w:r>
       <w:r>
         <w:rPr>
-          <w:rFonts w:ascii="Garamond" w:hAnsi="Garamond"/>
+          <w:rFonts w:ascii="Brill" w:hAnsi="Brill"/>
           <w:color w:val="FF0000"/>
         </w:rPr>
         <w:t>nima</w:t>
@@ -605,12 +521,12 @@
     <w:p>
       <w:pPr>
         <w:rPr>
-          <w:rFonts w:ascii="Garamond" w:hAnsi="Garamond"/>
+          <w:rFonts w:ascii="Brill" w:hAnsi="Brill"/>
         </w:rPr>
       </w:pPr>
       <w:r>
         <w:rPr>
-          <w:rFonts w:ascii="Garamond" w:hAnsi="Garamond"/>
+          <w:rFonts w:ascii="Brill" w:hAnsi="Brill"/>
           <w:color w:val="000000" w:themeColor="text1"/>
           <w:lang w:val="es-ES"/>
         </w:rPr>
@@ -618,53 +534,37 @@
       </w:r>
       <w:r>
         <w:rPr>
-          <w:rFonts w:ascii="Garamond" w:hAnsi="Garamond"/>
+          <w:rFonts w:ascii="Brill" w:hAnsi="Brill"/>
           <w:color w:val="000000" w:themeColor="text1"/>
         </w:rPr>
         <w:t>115ra</w:t>
       </w:r>
       <w:r>
         <w:rPr>
-          <w:rFonts w:ascii="Garamond" w:hAnsi="Garamond"/>
-          <w:color w:val="FF0000"/>
-          <w:lang w:val="es-ES"/>
-        </w:rPr>
-        <w:t xml:space="preserve"> </w:t>
-      </w:r>
-      <w:r>
-        <w:rPr>
-          <w:rFonts w:ascii="Garamond" w:hAnsi="Garamond"/>
-          <w:color w:val="FF0000"/>
-          <w:lang w:val="es-ES"/>
-        </w:rPr>
-        <w:t>Cap</w:t>
-      </w:r>
-      <w:r>
-        <w:rPr>
-          <w:rFonts w:ascii="Garamond" w:hAnsi="Garamond"/>
-          <w:color w:val="FF0000"/>
-          <w:lang w:val="es-ES"/>
-        </w:rPr>
-        <w:t>í</w:t>
-      </w:r>
-      <w:r>
-        <w:rPr>
-          <w:rFonts w:ascii="Garamond" w:hAnsi="Garamond"/>
-          <w:color w:val="FF0000"/>
-          <w:lang w:val="es-ES"/>
-        </w:rPr>
-        <w:t>tulo</w:t>
-      </w:r>
-      <w:r>
-        <w:rPr>
-          <w:rFonts w:ascii="Garamond" w:hAnsi="Garamond"/>
-          <w:color w:val="FF0000"/>
-        </w:rPr>
-        <w:t xml:space="preserve"> </w:t>
-      </w:r>
-      <w:r>
-        <w:rPr>
-          <w:rFonts w:ascii="Garamond" w:hAnsi="Garamond"/>
+          <w:rFonts w:ascii="Brill" w:hAnsi="Brill"/>
+          <w:color w:val="FF0000"/>
+          <w:lang w:val="es-ES"/>
+        </w:rPr>
+        <w:t xml:space="preserve"> </w:t>
+      </w:r>
+      <w:r>
+        <w:rPr>
+          <w:rFonts w:ascii="Brill" w:hAnsi="Brill"/>
+          <w:color w:val="FF0000"/>
+          <w:lang w:val="es-ES"/>
+        </w:rPr>
+        <w:t>Capítulo</w:t>
+      </w:r>
+      <w:r>
+        <w:rPr>
+          <w:rFonts w:ascii="Brill" w:hAnsi="Brill"/>
+          <w:color w:val="FF0000"/>
+        </w:rPr>
+        <w:t xml:space="preserve"> </w:t>
+      </w:r>
+      <w:r>
+        <w:rPr>
+          <w:rFonts w:ascii="Brill" w:hAnsi="Brill"/>
           <w:smallCaps/>
           <w:color w:val="FF0000"/>
         </w:rPr>
@@ -672,7 +572,7 @@
       </w:r>
       <w:r>
         <w:rPr>
-          <w:rFonts w:ascii="Garamond" w:hAnsi="Garamond"/>
+          <w:rFonts w:ascii="Brill" w:hAnsi="Brill"/>
           <w:smallCaps/>
           <w:color w:val="FF0000"/>
           <w:lang w:val="es-ES"/>
@@ -681,14 +581,14 @@
       </w:r>
       <w:r>
         <w:rPr>
-          <w:rFonts w:ascii="Garamond" w:hAnsi="Garamond"/>
-          <w:color w:val="FF0000"/>
-        </w:rPr>
-        <w:t xml:space="preserve"> </w:t>
-      </w:r>
-      <w:r>
-        <w:rPr>
-          <w:rFonts w:ascii="Garamond" w:hAnsi="Garamond"/>
+          <w:rFonts w:ascii="Brill" w:hAnsi="Brill"/>
+          <w:color w:val="FF0000"/>
+        </w:rPr>
+        <w:t xml:space="preserve"> </w:t>
+      </w:r>
+      <w:r>
+        <w:rPr>
+          <w:rFonts w:ascii="Brill" w:hAnsi="Brill"/>
           <w:color w:val="FF0000"/>
           <w:lang w:val="es-ES"/>
         </w:rPr>
@@ -696,14 +596,14 @@
       </w:r>
       <w:r>
         <w:rPr>
-          <w:rFonts w:ascii="Garamond" w:hAnsi="Garamond"/>
+          <w:rFonts w:ascii="Brill" w:hAnsi="Brill"/>
           <w:color w:val="FF0000"/>
         </w:rPr>
         <w:t xml:space="preserve">i </w:t>
       </w:r>
       <w:r>
         <w:rPr>
-          <w:rFonts w:ascii="Garamond" w:hAnsi="Garamond"/>
+          <w:rFonts w:ascii="Brill" w:hAnsi="Brill"/>
           <w:color w:val="FF0000"/>
           <w:lang w:val="es-ES"/>
         </w:rPr>
@@ -711,14 +611,14 @@
       </w:r>
       <w:r>
         <w:rPr>
-          <w:rFonts w:ascii="Garamond" w:hAnsi="Garamond"/>
+          <w:rFonts w:ascii="Brill" w:hAnsi="Brill"/>
           <w:color w:val="FF0000"/>
         </w:rPr>
         <w:t>uando tajan al ombre el pie o la mano</w:t>
       </w:r>
       <w:r>
         <w:rPr>
-          <w:rFonts w:ascii="Garamond" w:hAnsi="Garamond"/>
+          <w:rFonts w:ascii="Brill" w:hAnsi="Brill"/>
           <w:color w:val="FF0000"/>
           <w:lang w:val="es-ES"/>
         </w:rPr>
@@ -726,21 +626,21 @@
       </w:r>
       <w:r>
         <w:rPr>
-          <w:rFonts w:ascii="Garamond" w:hAnsi="Garamond"/>
+          <w:rFonts w:ascii="Brill" w:hAnsi="Brill"/>
           <w:color w:val="FF0000"/>
         </w:rPr>
         <w:t xml:space="preserve">si tajan </w:t>
       </w:r>
       <w:r>
         <w:rPr>
-          <w:rFonts w:ascii="Garamond" w:hAnsi="Garamond"/>
+          <w:rFonts w:ascii="Brill" w:hAnsi="Brill"/>
           <w:color w:val="FF0000"/>
         </w:rPr>
         <w:t>ý</w:t>
       </w:r>
       <w:r>
         <w:rPr>
-          <w:rFonts w:ascii="Garamond" w:hAnsi="Garamond"/>
+          <w:rFonts w:ascii="Brill" w:hAnsi="Brill"/>
           <w:color w:val="FF0000"/>
         </w:rPr>
         <w:t xml:space="preserve"> alguna vertud del alma o non le enpece nada</w:t>
@@ -749,134 +649,118 @@
     <w:p>
       <w:pPr>
         <w:rPr>
-          <w:rFonts w:ascii="Garamond" w:hAnsi="Garamond"/>
+          <w:rFonts w:ascii="Brill" w:hAnsi="Brill"/>
           <w:color w:val="FF0000"/>
         </w:rPr>
       </w:pPr>
       <w:r>
         <w:rPr>
-          <w:rFonts w:ascii="Garamond" w:hAnsi="Garamond"/>
+          <w:rFonts w:ascii="Brill" w:hAnsi="Brill"/>
           <w:color w:val="000000" w:themeColor="text1"/>
         </w:rPr>
         <w:t>E: 62va</w:t>
       </w:r>
       <w:r>
         <w:rPr>
-          <w:rFonts w:ascii="Garamond" w:hAnsi="Garamond"/>
-          <w:color w:val="FF0000"/>
-        </w:rPr>
-        <w:t xml:space="preserve"> </w:t>
-      </w:r>
-      <w:r>
-        <w:rPr>
-          <w:rFonts w:ascii="Garamond" w:hAnsi="Garamond"/>
-          <w:color w:val="FF0000"/>
-          <w:lang w:val="es-ES"/>
-        </w:rPr>
-        <w:t>Cap</w:t>
-      </w:r>
-      <w:r>
-        <w:rPr>
-          <w:rFonts w:ascii="Garamond" w:hAnsi="Garamond"/>
-          <w:color w:val="FF0000"/>
-          <w:lang w:val="es-ES"/>
+          <w:rFonts w:ascii="Brill" w:hAnsi="Brill"/>
+          <w:color w:val="FF0000"/>
+        </w:rPr>
+        <w:t xml:space="preserve"> </w:t>
+      </w:r>
+      <w:r>
+        <w:rPr>
+          <w:rFonts w:ascii="Brill" w:hAnsi="Brill"/>
+          <w:color w:val="FF0000"/>
+          <w:lang w:val="es-ES"/>
+        </w:rPr>
+        <w:t>Capítulo</w:t>
+      </w:r>
+      <w:r>
+        <w:rPr>
+          <w:rFonts w:ascii="Brill" w:hAnsi="Brill"/>
+          <w:color w:val="FF0000"/>
+        </w:rPr>
+        <w:t xml:space="preserve"> </w:t>
+      </w:r>
+      <w:r>
+        <w:rPr>
+          <w:rFonts w:ascii="Brill" w:hAnsi="Brill"/>
+          <w:smallCaps/>
+          <w:color w:val="FF0000"/>
+        </w:rPr>
+        <w:t>xxv</w:t>
+      </w:r>
+      <w:r>
+        <w:rPr>
+          <w:rFonts w:ascii="Brill" w:hAnsi="Brill"/>
+          <w:smallCaps/>
+          <w:color w:val="FF0000"/>
+          <w:lang w:val="es-ES"/>
+        </w:rPr>
+        <w:t>.</w:t>
+      </w:r>
+      <w:r>
+        <w:rPr>
+          <w:rFonts w:ascii="Brill" w:hAnsi="Brill"/>
+          <w:color w:val="FF0000"/>
+        </w:rPr>
+        <w:t xml:space="preserve"> </w:t>
+      </w:r>
+      <w:r>
+        <w:rPr>
+          <w:rFonts w:ascii="Brill" w:hAnsi="Brill"/>
+          <w:color w:val="FF0000"/>
+          <w:lang w:val="es-ES"/>
+        </w:rPr>
+        <w:t>D</w:t>
+      </w:r>
+      <w:r>
+        <w:rPr>
+          <w:rFonts w:ascii="Brill" w:hAnsi="Brill"/>
+          <w:color w:val="FF0000"/>
+        </w:rPr>
+        <w:t xml:space="preserve">emanda si </w:t>
+      </w:r>
+      <w:r>
+        <w:rPr>
+          <w:rFonts w:ascii="Brill" w:hAnsi="Brill"/>
+          <w:color w:val="FF0000"/>
+          <w:lang w:val="es-ES"/>
+        </w:rPr>
+        <w:t>c</w:t>
+      </w:r>
+      <w:r>
+        <w:rPr>
+          <w:rFonts w:ascii="Brill" w:hAnsi="Brill"/>
+          <w:color w:val="FF0000"/>
+        </w:rPr>
+        <w:t>uando tajan al ombre el pie o la mano</w:t>
+      </w:r>
+      <w:r>
+        <w:rPr>
+          <w:rFonts w:ascii="Brill" w:hAnsi="Brill"/>
+          <w:color w:val="FF0000"/>
+          <w:lang w:val="es-ES"/>
+        </w:rPr>
+        <w:t>,</w:t>
+      </w:r>
+      <w:r>
+        <w:rPr>
+          <w:rFonts w:ascii="Brill" w:hAnsi="Brill"/>
+          <w:color w:val="FF0000"/>
+        </w:rPr>
+        <w:t xml:space="preserve"> si tajan all</w:t>
+      </w:r>
+      <w:r>
+        <w:rPr>
+          <w:rFonts w:ascii="Brill" w:hAnsi="Brill"/>
+          <w:color w:val="FF0000"/>
         </w:rPr>
         <w:t>í</w:t>
       </w:r>
       <w:r>
         <w:rPr>
-          <w:rFonts w:ascii="Garamond" w:hAnsi="Garamond"/>
-          <w:color w:val="FF0000"/>
-          <w:lang w:val="es-ES"/>
-        </w:rPr>
-        <w:t>tulo</w:t>
-      </w:r>
-      <w:r>
-        <w:rPr>
-          <w:rFonts w:ascii="Garamond" w:hAnsi="Garamond"/>
-          <w:color w:val="FF0000"/>
-        </w:rPr>
-        <w:t xml:space="preserve"> </w:t>
-      </w:r>
-      <w:r>
-        <w:rPr>
-          <w:rFonts w:ascii="Garamond" w:hAnsi="Garamond"/>
-          <w:smallCaps/>
-          <w:color w:val="FF0000"/>
-        </w:rPr>
-        <w:t>xxv</w:t>
-      </w:r>
-      <w:r>
-        <w:rPr>
-          <w:rFonts w:ascii="Garamond" w:hAnsi="Garamond"/>
-          <w:smallCaps/>
-          <w:color w:val="FF0000"/>
-          <w:lang w:val="es-ES"/>
-        </w:rPr>
-        <w:t>.</w:t>
-      </w:r>
-      <w:r>
-        <w:rPr>
-          <w:rFonts w:ascii="Garamond" w:hAnsi="Garamond"/>
-          <w:color w:val="FF0000"/>
-        </w:rPr>
-        <w:t xml:space="preserve"> </w:t>
-      </w:r>
-      <w:r>
-        <w:rPr>
-          <w:rFonts w:ascii="Garamond" w:hAnsi="Garamond"/>
-          <w:color w:val="FF0000"/>
-          <w:lang w:val="es-ES"/>
-        </w:rPr>
-        <w:t>D</w:t>
-      </w:r>
-      <w:r>
-        <w:rPr>
-          <w:rFonts w:ascii="Garamond" w:hAnsi="Garamond"/>
-          <w:color w:val="FF0000"/>
-        </w:rPr>
-        <w:t xml:space="preserve">emanda si </w:t>
-      </w:r>
-      <w:r>
-        <w:rPr>
-          <w:rFonts w:ascii="Garamond" w:hAnsi="Garamond"/>
-          <w:color w:val="FF0000"/>
-          <w:lang w:val="es-ES"/>
-        </w:rPr>
-        <w:t>c</w:t>
-      </w:r>
-      <w:r>
-        <w:rPr>
-          <w:rFonts w:ascii="Garamond" w:hAnsi="Garamond"/>
-          <w:color w:val="FF0000"/>
-        </w:rPr>
-        <w:t>uando tajan al ombre el pie o la mano</w:t>
-      </w:r>
-      <w:r>
-        <w:rPr>
-          <w:rFonts w:ascii="Garamond" w:hAnsi="Garamond"/>
-          <w:color w:val="FF0000"/>
-          <w:lang w:val="es-ES"/>
-        </w:rPr>
-        <w:t>,</w:t>
-      </w:r>
-      <w:r>
-        <w:rPr>
-          <w:rFonts w:ascii="Garamond" w:hAnsi="Garamond"/>
-          <w:color w:val="FF0000"/>
-        </w:rPr>
-        <w:t xml:space="preserve"> si tajan all</w:t>
-      </w:r>
-      <w:r>
-        <w:rPr>
-          <w:rFonts w:ascii="Garamond" w:hAnsi="Garamond"/>
-          <w:color w:val="FF0000"/>
-        </w:rPr>
-        <w:t>í</w:t>
-      </w:r>
-      <w:r>
-        <w:rPr>
-          <w:rFonts w:ascii="Garamond" w:hAnsi="Garamond"/>
+          <w:rFonts w:ascii="Brill" w:hAnsi="Brill"/>
           <w:color w:val="FF0000"/>
         </w:rPr>
         <w:t xml:space="preserve"> la virtud del alma</w:t>
@@ -885,134 +769,118 @@
     <w:p>
       <w:pPr>
         <w:rPr>
-          <w:rFonts w:ascii="Garamond" w:hAnsi="Garamond"/>
+          <w:rFonts w:ascii="Brill" w:hAnsi="Brill"/>
           <w:color w:val="FF0000"/>
         </w:rPr>
       </w:pPr>
       <w:r>
         <w:rPr>
-          <w:rFonts w:ascii="Garamond" w:hAnsi="Garamond"/>
+          <w:rFonts w:ascii="Brill" w:hAnsi="Brill"/>
           <w:color w:val="000000" w:themeColor="text1"/>
         </w:rPr>
         <w:t>E: 80r</w:t>
       </w:r>
       <w:r>
         <w:rPr>
-          <w:rFonts w:ascii="Garamond" w:hAnsi="Garamond"/>
-          <w:color w:val="FF0000"/>
-        </w:rPr>
-        <w:t xml:space="preserve"> </w:t>
-      </w:r>
-      <w:r>
-        <w:rPr>
-          <w:rFonts w:ascii="Garamond" w:hAnsi="Garamond"/>
-          <w:color w:val="FF0000"/>
-          <w:lang w:val="es-ES"/>
-        </w:rPr>
-        <w:t>Cap</w:t>
-      </w:r>
-      <w:r>
-        <w:rPr>
-          <w:rFonts w:ascii="Garamond" w:hAnsi="Garamond"/>
-          <w:color w:val="FF0000"/>
-          <w:lang w:val="es-ES"/>
+          <w:rFonts w:ascii="Brill" w:hAnsi="Brill"/>
+          <w:color w:val="FF0000"/>
+        </w:rPr>
+        <w:t xml:space="preserve"> </w:t>
+      </w:r>
+      <w:r>
+        <w:rPr>
+          <w:rFonts w:ascii="Brill" w:hAnsi="Brill"/>
+          <w:color w:val="FF0000"/>
+          <w:lang w:val="es-ES"/>
+        </w:rPr>
+        <w:t>Capítulo</w:t>
+      </w:r>
+      <w:r>
+        <w:rPr>
+          <w:rFonts w:ascii="Brill" w:hAnsi="Brill"/>
+          <w:color w:val="FF0000"/>
+        </w:rPr>
+        <w:t xml:space="preserve"> </w:t>
+      </w:r>
+      <w:r>
+        <w:rPr>
+          <w:rFonts w:ascii="Brill" w:hAnsi="Brill"/>
+          <w:smallCaps/>
+          <w:color w:val="FF0000"/>
+        </w:rPr>
+        <w:t>xxv</w:t>
+      </w:r>
+      <w:r>
+        <w:rPr>
+          <w:rFonts w:ascii="Brill" w:hAnsi="Brill"/>
+          <w:smallCaps/>
+          <w:color w:val="FF0000"/>
+          <w:lang w:val="es-ES"/>
+        </w:rPr>
+        <w:t>.</w:t>
+      </w:r>
+      <w:r>
+        <w:rPr>
+          <w:rFonts w:ascii="Brill" w:hAnsi="Brill"/>
+          <w:color w:val="FF0000"/>
+        </w:rPr>
+        <w:t xml:space="preserve"> </w:t>
+      </w:r>
+      <w:r>
+        <w:rPr>
+          <w:rFonts w:ascii="Brill" w:hAnsi="Brill"/>
+          <w:color w:val="FF0000"/>
+          <w:lang w:val="es-ES"/>
+        </w:rPr>
+        <w:t>D</w:t>
+      </w:r>
+      <w:r>
+        <w:rPr>
+          <w:rFonts w:ascii="Brill" w:hAnsi="Brill"/>
+          <w:color w:val="FF0000"/>
+        </w:rPr>
+        <w:t xml:space="preserve">emanda que </w:t>
+      </w:r>
+      <w:r>
+        <w:rPr>
+          <w:rFonts w:ascii="Brill" w:hAnsi="Brill"/>
+          <w:color w:val="FF0000"/>
+          <w:lang w:val="es-ES"/>
+        </w:rPr>
+        <w:t>c</w:t>
+      </w:r>
+      <w:r>
+        <w:rPr>
+          <w:rFonts w:ascii="Brill" w:hAnsi="Brill"/>
+          <w:color w:val="FF0000"/>
+        </w:rPr>
+        <w:t>uando taxan al ombre el pie o la mano</w:t>
+      </w:r>
+      <w:r>
+        <w:rPr>
+          <w:rFonts w:ascii="Brill" w:hAnsi="Brill"/>
+          <w:color w:val="FF0000"/>
+          <w:lang w:val="es-ES"/>
+        </w:rPr>
+        <w:t xml:space="preserve">, </w:t>
+      </w:r>
+      <w:r>
+        <w:rPr>
+          <w:rFonts w:ascii="Brill" w:hAnsi="Brill"/>
+          <w:color w:val="FF0000"/>
+        </w:rPr>
+        <w:t>si taxan all</w:t>
+      </w:r>
+      <w:r>
+        <w:rPr>
+          <w:rFonts w:ascii="Brill" w:hAnsi="Brill"/>
+          <w:color w:val="FF0000"/>
         </w:rPr>
         <w:t>í</w:t>
       </w:r>
       <w:r>
         <w:rPr>
-          <w:rFonts w:ascii="Garamond" w:hAnsi="Garamond"/>
-          <w:color w:val="FF0000"/>
-          <w:lang w:val="es-ES"/>
-        </w:rPr>
-        <w:t>tulo</w:t>
-      </w:r>
-      <w:r>
-        <w:rPr>
-          <w:rFonts w:ascii="Garamond" w:hAnsi="Garamond"/>
-          <w:color w:val="FF0000"/>
-        </w:rPr>
-        <w:t xml:space="preserve"> </w:t>
-      </w:r>
-      <w:r>
-        <w:rPr>
-          <w:rFonts w:ascii="Garamond" w:hAnsi="Garamond"/>
-          <w:smallCaps/>
-          <w:color w:val="FF0000"/>
-        </w:rPr>
-        <w:t>xxv</w:t>
-      </w:r>
-      <w:r>
-        <w:rPr>
-          <w:rFonts w:ascii="Garamond" w:hAnsi="Garamond"/>
-          <w:smallCaps/>
-          <w:color w:val="FF0000"/>
-          <w:lang w:val="es-ES"/>
-        </w:rPr>
-        <w:t>.</w:t>
-      </w:r>
-      <w:r>
-        <w:rPr>
-          <w:rFonts w:ascii="Garamond" w:hAnsi="Garamond"/>
-          <w:color w:val="FF0000"/>
-        </w:rPr>
-        <w:t xml:space="preserve"> </w:t>
-      </w:r>
-      <w:r>
-        <w:rPr>
-          <w:rFonts w:ascii="Garamond" w:hAnsi="Garamond"/>
-          <w:color w:val="FF0000"/>
-          <w:lang w:val="es-ES"/>
-        </w:rPr>
-        <w:t>D</w:t>
-      </w:r>
-      <w:r>
-        <w:rPr>
-          <w:rFonts w:ascii="Garamond" w:hAnsi="Garamond"/>
-          <w:color w:val="FF0000"/>
-        </w:rPr>
-        <w:t xml:space="preserve">emanda que </w:t>
-      </w:r>
-      <w:r>
-        <w:rPr>
-          <w:rFonts w:ascii="Garamond" w:hAnsi="Garamond"/>
-          <w:color w:val="FF0000"/>
-          <w:lang w:val="es-ES"/>
-        </w:rPr>
-        <w:t>c</w:t>
-      </w:r>
-      <w:r>
-        <w:rPr>
-          <w:rFonts w:ascii="Garamond" w:hAnsi="Garamond"/>
-          <w:color w:val="FF0000"/>
-        </w:rPr>
-        <w:t>uando taxan al ombre el pie o la mano</w:t>
-      </w:r>
-      <w:r>
-        <w:rPr>
-          <w:rFonts w:ascii="Garamond" w:hAnsi="Garamond"/>
-          <w:color w:val="FF0000"/>
-          <w:lang w:val="es-ES"/>
-        </w:rPr>
-        <w:t xml:space="preserve">, </w:t>
-      </w:r>
-      <w:r>
-        <w:rPr>
-          <w:rFonts w:ascii="Garamond" w:hAnsi="Garamond"/>
-          <w:color w:val="FF0000"/>
-        </w:rPr>
-        <w:t>si taxan all</w:t>
-      </w:r>
-      <w:r>
-        <w:rPr>
-          <w:rFonts w:ascii="Garamond" w:hAnsi="Garamond"/>
-          <w:color w:val="FF0000"/>
-        </w:rPr>
-        <w:t>í</w:t>
-      </w:r>
-      <w:r>
-        <w:rPr>
-          <w:rFonts w:ascii="Garamond" w:hAnsi="Garamond"/>
+          <w:rFonts w:ascii="Brill" w:hAnsi="Brill"/>
           <w:color w:val="FF0000"/>
         </w:rPr>
         <w:t xml:space="preserve"> la virtud del alma</w:t>
@@ -1021,121 +889,91 @@
     <w:p>
       <w:pPr>
         <w:rPr>
-          <w:rFonts w:ascii="Garamond" w:eastAsia="Aptos" w:hAnsi="Garamond" w:cs="Times New Roman (Corps CS)"/>
+          <w:rFonts w:ascii="Brill" w:eastAsia="Aptos" w:hAnsi="Brill" w:cs="Times New Roman (Corps CS)"/>
           <w:kern w:val="2"/>
           <w:lang w:val="fr-FR"/>
           <w14:ligatures w14:val="standardContextual"/>
         </w:rPr>
       </w:pPr>
-      <w:proofErr w:type="gramStart"/>
-      <w:r>
-        <w:rPr>
-          <w:rFonts w:ascii="Garamond" w:eastAsia="Aptos" w:hAnsi="Garamond" w:cs="Times New Roman (Corps CS)"/>
+      <w:r>
+        <w:rPr>
+          <w:rFonts w:ascii="Brill" w:eastAsia="Aptos" w:hAnsi="Brill" w:cs="Times New Roman (Corps CS)"/>
           <w:kern w:val="2"/>
           <w:lang w:val="fr-FR"/>
           <w14:ligatures w14:val="standardContextual"/>
         </w:rPr>
-        <w:t>F:</w:t>
-      </w:r>
-      <w:proofErr w:type="gramEnd"/>
-      <w:r>
-        <w:rPr>
-          <w:rFonts w:ascii="Garamond" w:eastAsia="Aptos" w:hAnsi="Garamond" w:cs="Times New Roman (Corps CS)"/>
+        <w:t xml:space="preserve">F: 42r </w:t>
+      </w:r>
+      <w:r>
+        <w:rPr>
+          <w:rFonts w:ascii="Brill" w:eastAsia="Aptos" w:hAnsi="Brill" w:cs="Times New Roman (Corps CS)"/>
+          <w:color w:val="FF0000"/>
           <w:kern w:val="2"/>
           <w:lang w:val="fr-FR"/>
           <w14:ligatures w14:val="standardContextual"/>
         </w:rPr>
-        <w:t xml:space="preserve"> 42r </w:t>
-      </w:r>
-      <w:r>
-        <w:rPr>
-          <w:rFonts w:ascii="Garamond" w:eastAsia="Aptos" w:hAnsi="Garamond" w:cs="Times New Roman (Corps CS)"/>
+        <w:t xml:space="preserve">Titulus </w:t>
+      </w:r>
+      <w:r>
+        <w:rPr>
+          <w:rFonts w:ascii="Brill" w:eastAsia="Aptos" w:hAnsi="Brill" w:cs="Times New Roman (Corps CS)"/>
+          <w:smallCaps/>
           <w:color w:val="FF0000"/>
           <w:kern w:val="2"/>
           <w:lang w:val="fr-FR"/>
           <w14:ligatures w14:val="standardContextual"/>
         </w:rPr>
-        <w:t xml:space="preserve">Titulus </w:t>
-      </w:r>
-      <w:r>
-        <w:rPr>
-          <w:rFonts w:ascii="Garamond" w:eastAsia="Aptos" w:hAnsi="Garamond" w:cs="Times New Roman (Corps CS)"/>
-          <w:smallCaps/>
+        <w:t>ix</w:t>
+      </w:r>
+      <w:r>
+        <w:rPr>
+          <w:rFonts w:ascii="Brill" w:eastAsia="Aptos" w:hAnsi="Brill" w:cs="Times New Roman (Corps CS)"/>
           <w:color w:val="FF0000"/>
           <w:kern w:val="2"/>
           <w:lang w:val="fr-FR"/>
           <w14:ligatures w14:val="standardContextual"/>
         </w:rPr>
-        <w:t>ix</w:t>
-      </w:r>
-      <w:r>
-        <w:rPr>
-          <w:rFonts w:ascii="Garamond" w:eastAsia="Aptos" w:hAnsi="Garamond" w:cs="Times New Roman (Corps CS)"/>
-          <w:color w:val="FF0000"/>
-          <w:kern w:val="2"/>
-          <w:lang w:val="fr-FR"/>
-          <w14:ligatures w14:val="standardContextual"/>
-        </w:rPr>
-        <w:t xml:space="preserve">. Cum resecatur pes, manusue, utrum par uirtus animae praecidatur quam in corpore </w:t>
-      </w:r>
-      <w:proofErr w:type="gramStart"/>
-      <w:r>
-        <w:rPr>
-          <w:rFonts w:ascii="Garamond" w:eastAsia="Aptos" w:hAnsi="Garamond" w:cs="Times New Roman (Corps CS)"/>
-          <w:color w:val="FF0000"/>
-          <w:kern w:val="2"/>
-          <w:lang w:val="fr-FR"/>
-          <w14:ligatures w14:val="standardContextual"/>
-        </w:rPr>
-        <w:t>habet?</w:t>
-      </w:r>
-      <w:proofErr w:type="gramEnd"/>
+        <w:t>. Cum resecatur pes, manusue, utrum par uirtus animae praecidatur quam in corpore habet?</w:t>
+      </w:r>
     </w:p>
     <w:p>
       <w:pPr>
         <w:rPr>
-          <w:rFonts w:ascii="Garamond" w:hAnsi="Garamond"/>
+          <w:rFonts w:ascii="Brill" w:hAnsi="Brill"/>
           <w:color w:val="FF0000"/>
         </w:rPr>
       </w:pPr>
       <w:r>
         <w:rPr>
-          <w:rFonts w:ascii="Garamond" w:hAnsi="Garamond"/>
+          <w:rFonts w:ascii="Brill" w:hAnsi="Brill"/>
           <w:color w:val="000000" w:themeColor="text1"/>
         </w:rPr>
         <w:t xml:space="preserve">H: </w:t>
       </w:r>
       <w:r>
         <w:rPr>
-          <w:rFonts w:ascii="Garamond" w:hAnsi="Garamond"/>
+          <w:rFonts w:ascii="Brill" w:hAnsi="Brill"/>
           <w:color w:val="000000" w:themeColor="text1"/>
         </w:rPr>
         <w:t>16v</w:t>
       </w:r>
       <w:r>
         <w:rPr>
-          <w:rFonts w:ascii="Garamond" w:hAnsi="Garamond"/>
-          <w:color w:val="FF0000"/>
-        </w:rPr>
-        <w:t xml:space="preserve"> </w:t>
-      </w:r>
-      <w:r>
-        <w:rPr>
-          <w:rFonts w:ascii="Garamond" w:hAnsi="Garamond"/>
-          <w:color w:val="FF0000"/>
-        </w:rPr>
-        <w:t>Capítulo</w:t>
-      </w:r>
-      <w:r>
-        <w:rPr>
-          <w:rFonts w:ascii="Garamond" w:hAnsi="Garamond"/>
-          <w:color w:val="FF0000"/>
-        </w:rPr>
-        <w:t xml:space="preserve"> </w:t>
-      </w:r>
-      <w:r>
-        <w:rPr>
-          <w:rFonts w:ascii="Garamond" w:hAnsi="Garamond"/>
+          <w:rFonts w:ascii="Brill" w:hAnsi="Brill"/>
+          <w:color w:val="FF0000"/>
+        </w:rPr>
+        <w:t xml:space="preserve"> </w:t>
+      </w:r>
+      <w:r>
+        <w:rPr>
+          <w:rFonts w:ascii="Brill" w:hAnsi="Brill"/>
+          <w:color w:val="FF0000"/>
+        </w:rPr>
+        <w:t xml:space="preserve">Capítulo </w:t>
+      </w:r>
+      <w:r>
+        <w:rPr>
+          <w:rFonts w:ascii="Brill" w:hAnsi="Brill"/>
           <w:smallCaps/>
           <w:color w:val="FF0000"/>
         </w:rPr>
@@ -1143,7 +981,7 @@
       </w:r>
       <w:r>
         <w:rPr>
-          <w:rFonts w:ascii="Garamond" w:hAnsi="Garamond"/>
+          <w:rFonts w:ascii="Brill" w:hAnsi="Brill"/>
           <w:smallCaps/>
           <w:color w:val="FF0000"/>
         </w:rPr>
@@ -1151,14 +989,14 @@
       </w:r>
       <w:r>
         <w:rPr>
-          <w:rFonts w:ascii="Garamond" w:hAnsi="Garamond"/>
-          <w:color w:val="FF0000"/>
-        </w:rPr>
-        <w:t xml:space="preserve"> </w:t>
-      </w:r>
-      <w:r>
-        <w:rPr>
-          <w:rFonts w:ascii="Garamond" w:hAnsi="Garamond"/>
+          <w:rFonts w:ascii="Brill" w:hAnsi="Brill"/>
+          <w:color w:val="FF0000"/>
+        </w:rPr>
+        <w:t xml:space="preserve"> </w:t>
+      </w:r>
+      <w:r>
+        <w:rPr>
+          <w:rFonts w:ascii="Brill" w:hAnsi="Brill"/>
           <w:color w:val="FF0000"/>
           <w:lang w:val="es-ES"/>
         </w:rPr>
@@ -1166,14 +1004,14 @@
       </w:r>
       <w:r>
         <w:rPr>
-          <w:rFonts w:ascii="Garamond" w:hAnsi="Garamond"/>
+          <w:rFonts w:ascii="Brill" w:hAnsi="Brill"/>
           <w:color w:val="FF0000"/>
         </w:rPr>
         <w:t xml:space="preserve">i </w:t>
       </w:r>
       <w:r>
         <w:rPr>
-          <w:rFonts w:ascii="Garamond" w:hAnsi="Garamond"/>
+          <w:rFonts w:ascii="Brill" w:hAnsi="Brill"/>
           <w:color w:val="FF0000"/>
           <w:lang w:val="es-ES"/>
         </w:rPr>
@@ -1181,14 +1019,14 @@
       </w:r>
       <w:r>
         <w:rPr>
-          <w:rFonts w:ascii="Garamond" w:hAnsi="Garamond"/>
+          <w:rFonts w:ascii="Brill" w:hAnsi="Brill"/>
           <w:color w:val="FF0000"/>
         </w:rPr>
         <w:t>uando tajan al ombre el pie o la mano</w:t>
       </w:r>
       <w:r>
         <w:rPr>
-          <w:rFonts w:ascii="Garamond" w:hAnsi="Garamond"/>
+          <w:rFonts w:ascii="Brill" w:hAnsi="Brill"/>
           <w:color w:val="FF0000"/>
           <w:lang w:val="es-ES"/>
         </w:rPr>
@@ -1196,21 +1034,21 @@
       </w:r>
       <w:r>
         <w:rPr>
-          <w:rFonts w:ascii="Garamond" w:hAnsi="Garamond"/>
+          <w:rFonts w:ascii="Brill" w:hAnsi="Brill"/>
           <w:color w:val="FF0000"/>
         </w:rPr>
         <w:t>si tajan all</w:t>
       </w:r>
       <w:r>
         <w:rPr>
-          <w:rFonts w:ascii="Garamond" w:hAnsi="Garamond"/>
+          <w:rFonts w:ascii="Brill" w:hAnsi="Brill"/>
           <w:color w:val="FF0000"/>
         </w:rPr>
         <w:t>í</w:t>
       </w:r>
       <w:r>
         <w:rPr>
-          <w:rFonts w:ascii="Garamond" w:hAnsi="Garamond"/>
+          <w:rFonts w:ascii="Brill" w:hAnsi="Brill"/>
           <w:color w:val="FF0000"/>
         </w:rPr>
         <w:t xml:space="preserve"> la virtud del alma o non</w:t>
@@ -1219,7 +1057,7 @@
     <w:p>
       <w:pPr>
         <w:rPr>
-          <w:rFonts w:ascii="Garamond" w:hAnsi="Garamond" w:cs="Times New Roman (Corps CS)"/>
+          <w:rFonts w:ascii="Brill" w:hAnsi="Brill" w:cs="Times New Roman (Corps CS)"/>
           <w:color w:val="FF0000"/>
           <w:kern w:val="2"/>
           <w14:ligatures w14:val="standardContextual"/>
@@ -1227,7 +1065,7 @@
       </w:pPr>
       <w:r>
         <w:rPr>
-          <w:rFonts w:ascii="Garamond" w:hAnsi="Garamond" w:cs="Times New Roman (Corps CS)"/>
+          <w:rFonts w:ascii="Brill" w:hAnsi="Brill" w:cs="Times New Roman (Corps CS)"/>
           <w:kern w:val="2"/>
           <w:lang w:val="es-ES"/>
           <w14:ligatures w14:val="standardContextual"/>
@@ -1236,17 +1074,17 @@
       </w:r>
       <w:r>
         <w:rPr>
-          <w:rFonts w:ascii="Garamond" w:hAnsi="Garamond" w:cs="Times New Roman (Corps CS)"/>
-          <w:color w:val="FF0000"/>
-          <w:kern w:val="2"/>
-          <w:lang w:val="es-ES"/>
-          <w14:ligatures w14:val="standardContextual"/>
-        </w:rPr>
-        <w:t xml:space="preserve"> </w:t>
-      </w:r>
-      <w:r>
-        <w:rPr>
-          <w:rFonts w:ascii="Garamond" w:hAnsi="Garamond" w:cs="Times New Roman (Corps CS)"/>
+          <w:rFonts w:ascii="Brill" w:hAnsi="Brill" w:cs="Times New Roman (Corps CS)"/>
+          <w:color w:val="FF0000"/>
+          <w:kern w:val="2"/>
+          <w:lang w:val="es-ES"/>
+          <w14:ligatures w14:val="standardContextual"/>
+        </w:rPr>
+        <w:t xml:space="preserve"> </w:t>
+      </w:r>
+      <w:r>
+        <w:rPr>
+          <w:rFonts w:ascii="Brill" w:hAnsi="Brill" w:cs="Times New Roman (Corps CS)"/>
           <w:color w:val="FF0000"/>
           <w:kern w:val="2"/>
           <w14:ligatures w14:val="standardContextual"/>
@@ -1255,7 +1093,7 @@
       </w:r>
       <w:r>
         <w:rPr>
-          <w:rFonts w:ascii="Garamond" w:hAnsi="Garamond" w:cs="Times New Roman (Corps CS)"/>
+          <w:rFonts w:ascii="Brill" w:hAnsi="Brill" w:cs="Times New Roman (Corps CS)"/>
           <w:color w:val="FF0000"/>
           <w:kern w:val="2"/>
           <w:lang w:val="es-ES"/>
@@ -1265,16 +1103,16 @@
       </w:r>
       <w:r>
         <w:rPr>
-          <w:rFonts w:ascii="Garamond" w:hAnsi="Garamond" w:cs="Times New Roman (Corps CS)"/>
-          <w:color w:val="FF0000"/>
-          <w:kern w:val="2"/>
-          <w14:ligatures w14:val="standardContextual"/>
-        </w:rPr>
-        <w:t xml:space="preserve"> </w:t>
-      </w:r>
-      <w:r>
-        <w:rPr>
-          <w:rFonts w:ascii="Garamond" w:hAnsi="Garamond" w:cs="Times New Roman (Corps CS)"/>
+          <w:rFonts w:ascii="Brill" w:hAnsi="Brill" w:cs="Times New Roman (Corps CS)"/>
+          <w:color w:val="FF0000"/>
+          <w:kern w:val="2"/>
+          <w14:ligatures w14:val="standardContextual"/>
+        </w:rPr>
+        <w:t xml:space="preserve"> </w:t>
+      </w:r>
+      <w:r>
+        <w:rPr>
+          <w:rFonts w:ascii="Brill" w:hAnsi="Brill" w:cs="Times New Roman (Corps CS)"/>
           <w:color w:val="FF0000"/>
           <w:kern w:val="2"/>
           <w:lang w:val="es-ES"/>
@@ -1284,7 +1122,7 @@
       </w:r>
       <w:r>
         <w:rPr>
-          <w:rFonts w:ascii="Garamond" w:hAnsi="Garamond" w:cs="Times New Roman (Corps CS)"/>
+          <w:rFonts w:ascii="Brill" w:hAnsi="Brill" w:cs="Times New Roman (Corps CS)"/>
           <w:color w:val="FF0000"/>
           <w:kern w:val="2"/>
           <w14:ligatures w14:val="standardContextual"/>
@@ -1293,7 +1131,7 @@
       </w:r>
       <w:r>
         <w:rPr>
-          <w:rFonts w:ascii="Garamond" w:hAnsi="Garamond" w:cs="Times New Roman (Corps CS)"/>
+          <w:rFonts w:ascii="Brill" w:hAnsi="Brill" w:cs="Times New Roman (Corps CS)"/>
           <w:color w:val="FF0000"/>
           <w:kern w:val="2"/>
           <w:lang w:val="es-ES"/>
@@ -1303,7 +1141,7 @@
       </w:r>
       <w:r>
         <w:rPr>
-          <w:rFonts w:ascii="Garamond" w:hAnsi="Garamond" w:cs="Times New Roman (Corps CS)"/>
+          <w:rFonts w:ascii="Brill" w:hAnsi="Brill" w:cs="Times New Roman (Corps CS)"/>
           <w:color w:val="FF0000"/>
           <w:kern w:val="2"/>
           <w14:ligatures w14:val="standardContextual"/>
@@ -1312,17 +1150,17 @@
       </w:r>
       <w:r>
         <w:rPr>
-          <w:rFonts w:ascii="Garamond" w:hAnsi="Garamond" w:cs="Times New Roman (Corps CS)"/>
-          <w:color w:val="FF0000"/>
-          <w:kern w:val="2"/>
-          <w:lang w:val="es-ES"/>
-          <w14:ligatures w14:val="standardContextual"/>
-        </w:rPr>
-        <w:t xml:space="preserve"> </w:t>
-      </w:r>
-      <w:r>
-        <w:rPr>
-          <w:rFonts w:ascii="Garamond" w:hAnsi="Garamond" w:cs="Times New Roman (Corps CS)"/>
+          <w:rFonts w:ascii="Brill" w:hAnsi="Brill" w:cs="Times New Roman (Corps CS)"/>
+          <w:color w:val="FF0000"/>
+          <w:kern w:val="2"/>
+          <w:lang w:val="es-ES"/>
+          <w14:ligatures w14:val="standardContextual"/>
+        </w:rPr>
+        <w:t xml:space="preserve"> </w:t>
+      </w:r>
+      <w:r>
+        <w:rPr>
+          <w:rFonts w:ascii="Brill" w:hAnsi="Brill" w:cs="Times New Roman (Corps CS)"/>
           <w:color w:val="FF0000"/>
           <w:kern w:val="2"/>
           <w14:ligatures w14:val="standardContextual"/>
@@ -1331,7 +1169,7 @@
       </w:r>
       <w:r>
         <w:rPr>
-          <w:rFonts w:ascii="Garamond" w:hAnsi="Garamond" w:cs="Times New Roman (Corps CS)"/>
+          <w:rFonts w:ascii="Brill" w:hAnsi="Brill" w:cs="Times New Roman (Corps CS)"/>
           <w:color w:val="FF0000"/>
           <w:kern w:val="2"/>
           <w:lang w:val="es-ES"/>
@@ -1341,7 +1179,7 @@
       </w:r>
       <w:r>
         <w:rPr>
-          <w:rFonts w:ascii="Garamond" w:hAnsi="Garamond" w:cs="Times New Roman (Corps CS)"/>
+          <w:rFonts w:ascii="Brill" w:hAnsi="Brill" w:cs="Times New Roman (Corps CS)"/>
           <w:color w:val="FF0000"/>
           <w:kern w:val="2"/>
           <w14:ligatures w14:val="standardContextual"/>
@@ -1352,7 +1190,7 @@
     <w:p>
       <w:pPr>
         <w:rPr>
-          <w:rFonts w:ascii="Garamond" w:hAnsi="Garamond" w:cs="Times New Roman (Corps CS)"/>
+          <w:rFonts w:ascii="Brill" w:hAnsi="Brill" w:cs="Times New Roman (Corps CS)"/>
           <w:color w:val="FF0000"/>
           <w:kern w:val="2"/>
           <w14:ligatures w14:val="standardContextual"/>
@@ -1360,7 +1198,7 @@
       </w:pPr>
       <w:r>
         <w:rPr>
-          <w:rFonts w:ascii="Garamond" w:hAnsi="Garamond" w:cs="Times New Roman (Corps CS)"/>
+          <w:rFonts w:ascii="Brill" w:hAnsi="Brill" w:cs="Times New Roman (Corps CS)"/>
           <w:kern w:val="2"/>
           <w:lang w:val="es-ES"/>
           <w14:ligatures w14:val="standardContextual"/>
@@ -1369,7 +1207,7 @@
       </w:r>
       <w:r>
         <w:rPr>
-          <w:rFonts w:ascii="Garamond" w:hAnsi="Garamond" w:cs="Times New Roman (Corps CS)"/>
+          <w:rFonts w:ascii="Brill" w:hAnsi="Brill" w:cs="Times New Roman (Corps CS)"/>
           <w:kern w:val="2"/>
           <w14:ligatures w14:val="standardContextual"/>
         </w:rPr>
@@ -1377,7 +1215,7 @@
       </w:r>
       <w:r>
         <w:rPr>
-          <w:rFonts w:ascii="Garamond" w:hAnsi="Garamond" w:cs="Times New Roman (Corps CS)"/>
+          <w:rFonts w:ascii="Brill" w:hAnsi="Brill" w:cs="Times New Roman (Corps CS)"/>
           <w:color w:val="FF0000"/>
           <w:kern w:val="2"/>
           <w14:ligatures w14:val="standardContextual"/>
@@ -1386,7 +1224,7 @@
       </w:r>
       <w:r>
         <w:rPr>
-          <w:rFonts w:ascii="Garamond" w:hAnsi="Garamond" w:cs="Times New Roman (Corps CS)"/>
+          <w:rFonts w:ascii="Brill" w:hAnsi="Brill" w:cs="Times New Roman (Corps CS)"/>
           <w:smallCaps/>
           <w:color w:val="FF0000"/>
           <w:kern w:val="2"/>
@@ -1396,7 +1234,7 @@
       </w:r>
       <w:r>
         <w:rPr>
-          <w:rFonts w:ascii="Garamond" w:hAnsi="Garamond" w:cs="Times New Roman (Corps CS)"/>
+          <w:rFonts w:ascii="Brill" w:hAnsi="Brill" w:cs="Times New Roman (Corps CS)"/>
           <w:color w:val="FF0000"/>
           <w:kern w:val="2"/>
           <w:lang w:val="es-ES"/>
@@ -1406,16 +1244,16 @@
       </w:r>
       <w:r>
         <w:rPr>
-          <w:rFonts w:ascii="Garamond" w:hAnsi="Garamond" w:cs="Times New Roman (Corps CS)"/>
-          <w:color w:val="FF0000"/>
-          <w:kern w:val="2"/>
-          <w14:ligatures w14:val="standardContextual"/>
-        </w:rPr>
-        <w:t xml:space="preserve"> </w:t>
-      </w:r>
-      <w:r>
-        <w:rPr>
-          <w:rFonts w:ascii="Garamond" w:hAnsi="Garamond" w:cs="Times New Roman (Corps CS)"/>
+          <w:rFonts w:ascii="Brill" w:hAnsi="Brill" w:cs="Times New Roman (Corps CS)"/>
+          <w:color w:val="FF0000"/>
+          <w:kern w:val="2"/>
+          <w14:ligatures w14:val="standardContextual"/>
+        </w:rPr>
+        <w:t xml:space="preserve"> </w:t>
+      </w:r>
+      <w:r>
+        <w:rPr>
+          <w:rFonts w:ascii="Brill" w:hAnsi="Brill" w:cs="Times New Roman (Corps CS)"/>
           <w:color w:val="FF0000"/>
           <w:kern w:val="2"/>
           <w:lang w:val="es-ES"/>
@@ -1425,7 +1263,7 @@
       </w:r>
       <w:r>
         <w:rPr>
-          <w:rFonts w:ascii="Garamond" w:hAnsi="Garamond" w:cs="Times New Roman (Corps CS)"/>
+          <w:rFonts w:ascii="Brill" w:hAnsi="Brill" w:cs="Times New Roman (Corps CS)"/>
           <w:color w:val="FF0000"/>
           <w:kern w:val="2"/>
           <w14:ligatures w14:val="standardContextual"/>
@@ -1434,7 +1272,7 @@
       </w:r>
       <w:r>
         <w:rPr>
-          <w:rFonts w:ascii="Garamond" w:hAnsi="Garamond" w:cs="Times New Roman (Corps CS)"/>
+          <w:rFonts w:ascii="Brill" w:hAnsi="Brill" w:cs="Times New Roman (Corps CS)"/>
           <w:color w:val="FF0000"/>
           <w:kern w:val="2"/>
           <w:lang w:val="es-ES"/>
@@ -1444,7 +1282,7 @@
       </w:r>
       <w:r>
         <w:rPr>
-          <w:rFonts w:ascii="Garamond" w:hAnsi="Garamond" w:cs="Times New Roman (Corps CS)"/>
+          <w:rFonts w:ascii="Brill" w:hAnsi="Brill" w:cs="Times New Roman (Corps CS)"/>
           <w:color w:val="FF0000"/>
           <w:kern w:val="2"/>
           <w14:ligatures w14:val="standardContextual"/>
@@ -1453,7 +1291,7 @@
       </w:r>
       <w:r>
         <w:rPr>
-          <w:rFonts w:ascii="Garamond" w:hAnsi="Garamond" w:cs="Times New Roman (Corps CS)"/>
+          <w:rFonts w:ascii="Brill" w:hAnsi="Brill" w:cs="Times New Roman (Corps CS)"/>
           <w:color w:val="FF0000"/>
           <w:kern w:val="2"/>
           <w:lang w:val="es-ES"/>
@@ -1463,7 +1301,7 @@
       </w:r>
       <w:r>
         <w:rPr>
-          <w:rFonts w:ascii="Garamond" w:hAnsi="Garamond" w:cs="Times New Roman (Corps CS)"/>
+          <w:rFonts w:ascii="Brill" w:hAnsi="Brill" w:cs="Times New Roman (Corps CS)"/>
           <w:color w:val="FF0000"/>
           <w:kern w:val="2"/>
           <w14:ligatures w14:val="standardContextual"/>
